--- a/Result/Summary.docx
+++ b/Result/Summary.docx
@@ -52,15 +52,31 @@
           <w:bCs/>
           <w:lang w:val="en-US"/>
         </w:rPr>
-        <w:t>During the analysis of sales, the following indicators were found:</w:t>
+        <w:t>1. Dynamics and seasonality analysis</w:t>
       </w:r>
     </w:p>
     <w:p>
       <w:pPr>
+        <w:spacing w:after="0" w:line="276" w:lineRule="auto"/>
+        <w:rPr>
+          <w:rFonts w:ascii="Roboto" w:hAnsi="Roboto"/>
+          <w:lang w:val="en-US"/>
+        </w:rPr>
+      </w:pPr>
+      <w:r>
+        <w:rPr>
+          <w:rFonts w:ascii="Roboto" w:hAnsi="Roboto"/>
+          <w:lang w:val="en-US"/>
+        </w:rPr>
+        <w:t xml:space="preserve">The reporting period shows a steady upward trend with two distinct peaks in activity: </w:t>
+      </w:r>
+    </w:p>
+    <w:p>
+      <w:pPr>
         <w:pStyle w:val="a9"/>
         <w:numPr>
           <w:ilvl w:val="0"/>
-          <w:numId w:val="9"/>
+          <w:numId w:val="10"/>
         </w:numPr>
         <w:spacing w:after="0" w:line="276" w:lineRule="auto"/>
         <w:rPr>
@@ -73,7 +89,7 @@
           <w:rFonts w:ascii="Roboto" w:hAnsi="Roboto"/>
           <w:lang w:val="en-US"/>
         </w:rPr>
-        <w:t>Highest sales by month: May-July, December</w:t>
+        <w:t xml:space="preserve">High demand period: May–July with an absolute high in July of $162,000 and a traditional New Year's Eve surge of $159,900 in December. </w:t>
       </w:r>
     </w:p>
     <w:p>
@@ -81,7 +97,7 @@
         <w:pStyle w:val="a9"/>
         <w:numPr>
           <w:ilvl w:val="0"/>
-          <w:numId w:val="9"/>
+          <w:numId w:val="10"/>
         </w:numPr>
         <w:spacing w:after="0" w:line="276" w:lineRule="auto"/>
         <w:rPr>
@@ -94,15 +110,60 @@
           <w:rFonts w:ascii="Roboto" w:hAnsi="Roboto"/>
           <w:lang w:val="en-US"/>
         </w:rPr>
-        <w:t>Largest sales by category: books and tech</w:t>
+        <w:t xml:space="preserve">Low activity zones: The beginning of the year (January–February) is characterized by a decline in sales to the level of $133,000, which requires the implementation of incentive measures during this period. </w:t>
       </w:r>
     </w:p>
     <w:p>
       <w:pPr>
+        <w:spacing w:after="0" w:line="276" w:lineRule="auto"/>
+        <w:rPr>
+          <w:rFonts w:ascii="Roboto" w:hAnsi="Roboto"/>
+          <w:lang w:val="en-US"/>
+        </w:rPr>
+      </w:pPr>
+    </w:p>
+    <w:p>
+      <w:pPr>
+        <w:spacing w:after="0" w:line="276" w:lineRule="auto"/>
+        <w:rPr>
+          <w:rFonts w:ascii="Roboto" w:hAnsi="Roboto"/>
+          <w:b/>
+          <w:bCs/>
+          <w:lang w:val="en-US"/>
+        </w:rPr>
+      </w:pPr>
+      <w:r>
+        <w:rPr>
+          <w:rFonts w:ascii="Roboto" w:hAnsi="Roboto"/>
+          <w:b/>
+          <w:bCs/>
+          <w:lang w:val="en-US"/>
+        </w:rPr>
+        <w:t>2. Categorical efficiency</w:t>
+      </w:r>
+    </w:p>
+    <w:p>
+      <w:pPr>
+        <w:spacing w:after="0" w:line="276" w:lineRule="auto"/>
+        <w:rPr>
+          <w:rFonts w:ascii="Roboto" w:hAnsi="Roboto"/>
+          <w:lang w:val="en-US"/>
+        </w:rPr>
+      </w:pPr>
+      <w:r>
+        <w:rPr>
+          <w:rFonts w:ascii="Roboto" w:hAnsi="Roboto"/>
+          <w:lang w:val="en-US"/>
+        </w:rPr>
+        <w:t>Analysis of the profit structure revealed a gap in profitability between categories:</w:t>
+      </w:r>
+    </w:p>
+    <w:p>
+      <w:pPr>
         <w:pStyle w:val="a9"/>
         <w:numPr>
           <w:ilvl w:val="0"/>
-          <w:numId w:val="9"/>
+          <w:numId w:val="11"/>
         </w:numPr>
         <w:spacing w:after="0" w:line="276" w:lineRule="auto"/>
         <w:rPr>
@@ -115,7 +176,7 @@
           <w:rFonts w:ascii="Roboto" w:hAnsi="Roboto"/>
           <w:lang w:val="en-US"/>
         </w:rPr>
-        <w:t>Largest net income by category: books</w:t>
+        <w:t>Growth driver: Category «Books» is the undisputed leader, providing the highest revenue of $370,900 and profit of $90,900.</w:t>
       </w:r>
     </w:p>
     <w:p>
@@ -123,7 +184,7 @@
         <w:pStyle w:val="a9"/>
         <w:numPr>
           <w:ilvl w:val="0"/>
-          <w:numId w:val="9"/>
+          <w:numId w:val="11"/>
         </w:numPr>
         <w:spacing w:after="0" w:line="276" w:lineRule="auto"/>
         <w:rPr>
@@ -136,7 +197,7 @@
           <w:rFonts w:ascii="Roboto" w:hAnsi="Roboto"/>
           <w:lang w:val="en-US"/>
         </w:rPr>
-        <w:t>Smallest sales by month: January-April</w:t>
+        <w:t>Critical area: Category «Home Goods», despite average sales, generates the lowest profit of $84,500, indicating an ineffective pricing policy or high cost.</w:t>
       </w:r>
     </w:p>
     <w:p>
@@ -144,7 +205,7 @@
         <w:pStyle w:val="a9"/>
         <w:numPr>
           <w:ilvl w:val="0"/>
-          <w:numId w:val="9"/>
+          <w:numId w:val="11"/>
         </w:numPr>
         <w:spacing w:after="0" w:line="276" w:lineRule="auto"/>
         <w:rPr>
@@ -157,15 +218,44 @@
           <w:rFonts w:ascii="Roboto" w:hAnsi="Roboto"/>
           <w:lang w:val="en-US"/>
         </w:rPr>
-        <w:t>Smallest sales by category: home stuff, sports</w:t>
+        <w:t>Potential: The «Sports» category shows a high margin: with the smallest sales volumes, its profit is higher than that of the household goods segment.</w:t>
       </w:r>
     </w:p>
     <w:p>
       <w:pPr>
+        <w:spacing w:after="0" w:line="276" w:lineRule="auto"/>
+        <w:rPr>
+          <w:rFonts w:ascii="Roboto" w:hAnsi="Roboto"/>
+          <w:lang w:val="en-US"/>
+        </w:rPr>
+      </w:pPr>
+    </w:p>
+    <w:p>
+      <w:pPr>
+        <w:spacing w:after="0" w:line="276" w:lineRule="auto"/>
+        <w:rPr>
+          <w:rFonts w:ascii="Roboto" w:hAnsi="Roboto"/>
+          <w:b/>
+          <w:bCs/>
+          <w:lang w:val="en-US"/>
+        </w:rPr>
+      </w:pPr>
+      <w:r>
+        <w:rPr>
+          <w:rFonts w:ascii="Roboto" w:hAnsi="Roboto"/>
+          <w:b/>
+          <w:bCs/>
+          <w:lang w:val="en-US"/>
+        </w:rPr>
+        <w:t>3. Regional features</w:t>
+      </w:r>
+    </w:p>
+    <w:p>
+      <w:pPr>
         <w:pStyle w:val="a9"/>
         <w:numPr>
           <w:ilvl w:val="0"/>
-          <w:numId w:val="9"/>
+          <w:numId w:val="12"/>
         </w:numPr>
         <w:spacing w:after="0" w:line="276" w:lineRule="auto"/>
         <w:rPr>
@@ -178,44 +268,74 @@
           <w:rFonts w:ascii="Roboto" w:hAnsi="Roboto"/>
           <w:lang w:val="en-US"/>
         </w:rPr>
-        <w:t>Least net income by category: household items</w:t>
+        <w:t>The Western region shows the best average check figures, especially in the categories «Books» $1080 and «Electronics» $1050.</w:t>
       </w:r>
     </w:p>
     <w:p>
       <w:pPr>
+        <w:pStyle w:val="a9"/>
+        <w:numPr>
+          <w:ilvl w:val="0"/>
+          <w:numId w:val="12"/>
+        </w:numPr>
         <w:spacing w:after="0" w:line="276" w:lineRule="auto"/>
         <w:rPr>
           <w:rFonts w:ascii="Roboto" w:hAnsi="Roboto"/>
           <w:lang w:val="en-US"/>
         </w:rPr>
       </w:pPr>
-    </w:p>
-    <w:p>
-      <w:pPr>
-        <w:spacing w:after="0" w:line="276" w:lineRule="auto"/>
-        <w:rPr>
-          <w:rFonts w:ascii="Roboto" w:hAnsi="Roboto"/>
-          <w:b/>
-          <w:bCs/>
-          <w:lang w:val="en-US"/>
-        </w:rPr>
-      </w:pPr>
       <w:r>
         <w:rPr>
           <w:rFonts w:ascii="Roboto" w:hAnsi="Roboto"/>
-          <w:b/>
-          <w:bCs/>
-          <w:lang w:val="en-US"/>
-        </w:rPr>
-        <w:t>So, according to the obtained results, it is recommended:</w:t>
+          <w:lang w:val="en-US"/>
+        </w:rPr>
+        <w:t>The greatest potential for growth was recorded in the Northern region, where there is a subsidence in the categories «Home Goods» $950 and «Books» $1002 compared to other territories.</w:t>
       </w:r>
     </w:p>
     <w:p>
       <w:pPr>
+        <w:spacing w:after="0" w:line="276" w:lineRule="auto"/>
+        <w:rPr>
+          <w:rFonts w:ascii="Roboto" w:hAnsi="Roboto"/>
+          <w:lang w:val="en-US"/>
+        </w:rPr>
+      </w:pPr>
+    </w:p>
+    <w:p>
+      <w:pPr>
+        <w:spacing w:after="0" w:line="276" w:lineRule="auto"/>
+        <w:rPr>
+          <w:rFonts w:ascii="Roboto" w:hAnsi="Roboto"/>
+          <w:b/>
+          <w:bCs/>
+          <w:lang w:val="en-US"/>
+        </w:rPr>
+      </w:pPr>
+      <w:r>
+        <w:rPr>
+          <w:rFonts w:ascii="Roboto" w:hAnsi="Roboto"/>
+          <w:b/>
+          <w:bCs/>
+          <w:lang w:val="en-US"/>
+        </w:rPr>
+        <w:t xml:space="preserve">4. </w:t>
+      </w:r>
+      <w:r>
+        <w:rPr>
+          <w:rFonts w:ascii="Roboto" w:hAnsi="Roboto"/>
+          <w:b/>
+          <w:bCs/>
+          <w:lang w:val="en-US"/>
+        </w:rPr>
+        <w:t>Strategic recommendations</w:t>
+      </w:r>
+    </w:p>
+    <w:p>
+      <w:pPr>
         <w:pStyle w:val="a9"/>
         <w:numPr>
           <w:ilvl w:val="0"/>
-          <w:numId w:val="6"/>
+          <w:numId w:val="15"/>
         </w:numPr>
         <w:spacing w:after="0" w:line="276" w:lineRule="auto"/>
         <w:rPr>
@@ -228,7 +348,7 @@
           <w:rFonts w:ascii="Roboto" w:hAnsi="Roboto"/>
           <w:lang w:val="en-US"/>
         </w:rPr>
-        <w:t>Increase the supply of products for the summer and pre-Christmas period, as there are large sales during these periods</w:t>
+        <w:t xml:space="preserve">Supply Chain Optimization: Ensure maximum loading of warehouses with goods of categories «Books» and «Electronics» until early June and November to meet peak demand. </w:t>
       </w:r>
     </w:p>
     <w:p>
@@ -236,7 +356,7 @@
         <w:pStyle w:val="a9"/>
         <w:numPr>
           <w:ilvl w:val="0"/>
-          <w:numId w:val="6"/>
+          <w:numId w:val="15"/>
         </w:numPr>
         <w:spacing w:after="0" w:line="276" w:lineRule="auto"/>
         <w:rPr>
@@ -249,36 +369,28 @@
           <w:rFonts w:ascii="Roboto" w:hAnsi="Roboto"/>
           <w:lang w:val="en-US"/>
         </w:rPr>
-        <w:t>Develop the "Books" category as there are large sales and net income. It is also recommended to pay attention to the "Technology" category, as it has development prospects</w:t>
+        <w:t>Review of marginality «Home Goods»: It is recommended to audit suppliers or change the assortment matrix, as the category currently works with the lowest efficiency.</w:t>
       </w:r>
     </w:p>
     <w:p>
       <w:pPr>
+        <w:pStyle w:val="a9"/>
+        <w:numPr>
+          <w:ilvl w:val="0"/>
+          <w:numId w:val="15"/>
+        </w:numPr>
         <w:spacing w:after="0" w:line="276" w:lineRule="auto"/>
         <w:rPr>
           <w:rFonts w:ascii="Roboto" w:hAnsi="Roboto"/>
           <w:lang w:val="en-US"/>
         </w:rPr>
       </w:pPr>
-    </w:p>
-    <w:p>
-      <w:pPr>
-        <w:spacing w:after="0" w:line="276" w:lineRule="auto"/>
-        <w:rPr>
-          <w:rFonts w:ascii="Roboto" w:hAnsi="Roboto"/>
-          <w:b/>
-          <w:bCs/>
-          <w:lang w:val="en-US"/>
-        </w:rPr>
-      </w:pPr>
       <w:r>
         <w:rPr>
           <w:rFonts w:ascii="Roboto" w:hAnsi="Roboto"/>
-          <w:b/>
-          <w:bCs/>
-          <w:lang w:val="en-US"/>
-        </w:rPr>
-        <w:t>According to the analysis of the margin by category and region, should:</w:t>
+          <w:lang w:val="en-US"/>
+        </w:rPr>
+        <w:t>Scaling up successful practices: Implement Western Region marketing strategies in the Northern and Eastern regions to increase the average check in priority categories.</w:t>
       </w:r>
     </w:p>
     <w:p>
@@ -286,7 +398,7 @@
         <w:pStyle w:val="a9"/>
         <w:numPr>
           <w:ilvl w:val="0"/>
-          <w:numId w:val="3"/>
+          <w:numId w:val="15"/>
         </w:numPr>
         <w:spacing w:after="0" w:line="276" w:lineRule="auto"/>
         <w:rPr>
@@ -299,37 +411,40 @@
           <w:rFonts w:ascii="Roboto" w:hAnsi="Roboto"/>
           <w:lang w:val="en-US"/>
         </w:rPr>
-        <w:t>review the strategy of the "Clothing" category, as it shows low sales in all regions. The Home Stuff and Sport categories are also lagging behind, and a review of their strategy is recommended</w:t>
+        <w:t xml:space="preserve">Offseason Stimulation: Develop a loyalty program or promotional offers for the categories «Clothing» and «Sports» for the period January–February to equalize cash flow. </w:t>
       </w:r>
     </w:p>
     <w:p>
       <w:pPr>
-        <w:pStyle w:val="a9"/>
-        <w:numPr>
-          <w:ilvl w:val="0"/>
-          <w:numId w:val="3"/>
-        </w:numPr>
         <w:spacing w:after="0" w:line="276" w:lineRule="auto"/>
         <w:rPr>
           <w:rFonts w:ascii="Roboto" w:hAnsi="Roboto"/>
           <w:lang w:val="en-US"/>
         </w:rPr>
       </w:pPr>
+    </w:p>
+    <w:p>
+      <w:pPr>
+        <w:spacing w:after="0" w:line="276" w:lineRule="auto"/>
+        <w:rPr>
+          <w:rFonts w:ascii="Roboto" w:hAnsi="Roboto"/>
+          <w:b/>
+          <w:bCs/>
+          <w:lang w:val="en-US"/>
+        </w:rPr>
+      </w:pPr>
       <w:r>
         <w:rPr>
           <w:rFonts w:ascii="Roboto" w:hAnsi="Roboto"/>
-          <w:lang w:val="en-US"/>
-        </w:rPr>
-        <w:t>review the strategy to increase sales of the "Books" category in the northern and southern regions</w:t>
+          <w:b/>
+          <w:bCs/>
+          <w:lang w:val="en-US"/>
+        </w:rPr>
+        <w:t xml:space="preserve">Conclusion </w:t>
       </w:r>
     </w:p>
     <w:p>
       <w:pPr>
-        <w:pStyle w:val="a9"/>
-        <w:numPr>
-          <w:ilvl w:val="0"/>
-          <w:numId w:val="3"/>
-        </w:numPr>
         <w:spacing w:after="0" w:line="276" w:lineRule="auto"/>
         <w:rPr>
           <w:rFonts w:ascii="Roboto" w:hAnsi="Roboto"/>
@@ -341,53 +456,17 @@
           <w:rFonts w:ascii="Roboto" w:hAnsi="Roboto"/>
           <w:lang w:val="en-US"/>
         </w:rPr>
-        <w:t>review the strategy to increase sales of the "Home Things" category in the northern and western regions</w:t>
+        <w:t>The overall state of sales is assessed as positive. The main focus for the next quarter — is increasing operational efficiency in the home goods segment and expanding the leading categories to weaker regions.</w:t>
       </w:r>
     </w:p>
     <w:p>
       <w:pPr>
-        <w:spacing w:after="0" w:line="276" w:lineRule="auto"/>
-        <w:rPr>
-          <w:rFonts w:ascii="Roboto" w:hAnsi="Roboto"/>
-          <w:lang w:val="en-US"/>
-        </w:rPr>
-      </w:pPr>
-    </w:p>
-    <w:p>
-      <w:pPr>
-        <w:spacing w:after="0" w:line="276" w:lineRule="auto"/>
-        <w:rPr>
-          <w:rFonts w:ascii="Roboto" w:hAnsi="Roboto"/>
-          <w:b/>
-          <w:bCs/>
-          <w:lang w:val="en-US"/>
-        </w:rPr>
-      </w:pPr>
-      <w:r>
-        <w:rPr>
-          <w:rFonts w:ascii="Roboto" w:hAnsi="Roboto"/>
-          <w:b/>
-          <w:bCs/>
-          <w:lang w:val="en-US"/>
-        </w:rPr>
-        <w:t>Conclusion</w:t>
-      </w:r>
-    </w:p>
-    <w:p>
-      <w:pPr>
-        <w:spacing w:after="0" w:line="276" w:lineRule="auto"/>
-        <w:rPr>
-          <w:rFonts w:ascii="Roboto" w:hAnsi="Roboto"/>
-          <w:lang w:val="en-US"/>
-        </w:rPr>
-      </w:pPr>
-      <w:r>
-        <w:rPr>
-          <w:rFonts w:ascii="Roboto" w:hAnsi="Roboto"/>
-          <w:lang w:val="en-US"/>
-        </w:rPr>
-        <w:t>The highest sales are observed in the periods from May to July and in December and in the categories "Books" and "Technology". It is recommended to develop these categories and periods. Other categories, especially "Clothing" lag behind the sales trends of other categories, it is recommended to review their strategy.</w:t>
-      </w:r>
+        <w:jc w:val="right"/>
+        <w:rPr>
+          <w:rFonts w:ascii="Roboto" w:hAnsi="Roboto"/>
+          <w:lang w:val="en-US"/>
+        </w:rPr>
+      </w:pPr>
     </w:p>
     <w:sectPr>
       <w:headerReference w:type="default" r:id="rId8"/>
@@ -431,6 +510,10 @@
 <w:ftr xmlns:wpc="http://schemas.microsoft.com/office/word/2010/wordprocessingCanvas" xmlns:cx="http://schemas.microsoft.com/office/drawing/2014/chartex" xmlns:cx1="http://schemas.microsoft.com/office/drawing/2015/9/8/chartex" xmlns:cx2="http://schemas.microsoft.com/office/drawing/2015/10/21/chartex" xmlns:cx3="http://schemas.microsoft.com/office/drawing/2016/5/9/chartex" xmlns:cx4="http://schemas.microsoft.com/office/drawing/2016/5/10/chartex" xmlns:cx5="http://schemas.microsoft.com/office/drawing/2016/5/11/chartex" xmlns:cx6="http://schemas.microsoft.com/office/drawing/2016/5/12/chartex" xmlns:cx7="http://schemas.microsoft.com/office/drawing/2016/5/13/chartex" xmlns:cx8="http://schemas.microsoft.com/office/drawing/2016/5/14/chartex" xmlns:mc="http://schemas.openxmlformats.org/markup-compatibility/2006" xmlns:aink="http://schemas.microsoft.com/office/drawing/2016/ink" xmlns:am3d="http://schemas.microsoft.com/office/drawing/2017/model3d" xmlns:o="urn:schemas-microsoft-com:office:office" xmlns:oel="http://schemas.microsoft.com/office/2019/extlst" xmlns:r="http://schemas.openxmlformats.org/officeDocument/2006/relationships" xmlns:m="http://schemas.openxmlformats.org/officeDocument/2006/math" xmlns:v="urn:schemas-microsoft-com:vml" xmlns:wp14="http://schemas.microsoft.com/office/word/2010/wordprocessingDrawing" xmlns:wp="http://schemas.openxmlformats.org/drawingml/2006/wordprocessingDrawing" xmlns:w10="urn:schemas-microsoft-com:office:word" xmlns:w="http://schemas.openxmlformats.org/wordprocessingml/2006/main" xmlns:w14="http://schemas.microsoft.com/office/word/2010/wordml" xmlns:w15="http://schemas.microsoft.com/office/word/2012/wordml" xmlns:w16cex="http://schemas.microsoft.com/office/word/2018/wordml/cex" xmlns:w16cid="http://schemas.microsoft.com/office/word/2016/wordml/cid" xmlns:w16="http://schemas.microsoft.com/office/word/2018/wordml" xmlns:w16du="http://schemas.microsoft.com/office/word/2023/wordml/word16du" xmlns:w16sdtdh="http://schemas.microsoft.com/office/word/2020/wordml/sdtdatahash" xmlns:w16sdtfl="http://schemas.microsoft.com/office/word/2024/wordml/sdtformatlock" xmlns:w16se="http://schemas.microsoft.com/office/word/2015/wordml/symex" xmlns:wpg="http://schemas.microsoft.com/office/word/2010/wordprocessingGroup" xmlns:wpi="http://schemas.microsoft.com/office/word/2010/wordprocessingInk" xmlns:wne="http://schemas.microsoft.com/office/word/2006/wordml" xmlns:wps="http://schemas.microsoft.com/office/word/2010/wordprocessingShape" mc:Ignorable="w14 w15 w16se w16cid w16 w16cex w16sdtdh w16sdtfl w16du wp14">
   <w:sdt>
     <w:sdtPr>
+      <w:rPr>
+        <w:sz w:val="28"/>
+        <w:szCs w:val="28"/>
+      </w:rPr>
       <w:id w:val="1504856252"/>
       <w:docPartObj>
         <w:docPartGallery w:val="Page Numbers (Bottom of Page)"/>
@@ -449,6 +532,8 @@
           <w:jc w:val="right"/>
           <w:rPr>
             <w:rFonts w:ascii="Roboto" w:hAnsi="Roboto"/>
+            <w:sz w:val="28"/>
+            <w:szCs w:val="28"/>
           </w:rPr>
         </w:pPr>
         <w:r>
@@ -563,6 +648,95 @@
 <file path=word/numbering.xml><?xml version="1.0" encoding="utf-8"?>
 <w:numbering xmlns:wpc="http://schemas.microsoft.com/office/word/2010/wordprocessingCanvas" xmlns:cx="http://schemas.microsoft.com/office/drawing/2014/chartex" xmlns:cx1="http://schemas.microsoft.com/office/drawing/2015/9/8/chartex" xmlns:cx2="http://schemas.microsoft.com/office/drawing/2015/10/21/chartex" xmlns:cx3="http://schemas.microsoft.com/office/drawing/2016/5/9/chartex" xmlns:cx4="http://schemas.microsoft.com/office/drawing/2016/5/10/chartex" xmlns:cx5="http://schemas.microsoft.com/office/drawing/2016/5/11/chartex" xmlns:cx6="http://schemas.microsoft.com/office/drawing/2016/5/12/chartex" xmlns:cx7="http://schemas.microsoft.com/office/drawing/2016/5/13/chartex" xmlns:cx8="http://schemas.microsoft.com/office/drawing/2016/5/14/chartex" xmlns:mc="http://schemas.openxmlformats.org/markup-compatibility/2006" xmlns:aink="http://schemas.microsoft.com/office/drawing/2016/ink" xmlns:am3d="http://schemas.microsoft.com/office/drawing/2017/model3d" xmlns:o="urn:schemas-microsoft-com:office:office" xmlns:oel="http://schemas.microsoft.com/office/2019/extlst" xmlns:r="http://schemas.openxmlformats.org/officeDocument/2006/relationships" xmlns:m="http://schemas.openxmlformats.org/officeDocument/2006/math" xmlns:v="urn:schemas-microsoft-com:vml" xmlns:wp14="http://schemas.microsoft.com/office/word/2010/wordprocessingDrawing" xmlns:wp="http://schemas.openxmlformats.org/drawingml/2006/wordprocessingDrawing" xmlns:w10="urn:schemas-microsoft-com:office:word" xmlns:w="http://schemas.openxmlformats.org/wordprocessingml/2006/main" xmlns:w14="http://schemas.microsoft.com/office/word/2010/wordml" xmlns:w15="http://schemas.microsoft.com/office/word/2012/wordml" xmlns:w16cex="http://schemas.microsoft.com/office/word/2018/wordml/cex" xmlns:w16cid="http://schemas.microsoft.com/office/word/2016/wordml/cid" xmlns:w16="http://schemas.microsoft.com/office/word/2018/wordml" xmlns:w16du="http://schemas.microsoft.com/office/word/2023/wordml/word16du" xmlns:w16sdtdh="http://schemas.microsoft.com/office/word/2020/wordml/sdtdatahash" xmlns:w16sdtfl="http://schemas.microsoft.com/office/word/2024/wordml/sdtformatlock" xmlns:w16se="http://schemas.microsoft.com/office/word/2015/wordml/symex" xmlns:wpg="http://schemas.microsoft.com/office/word/2010/wordprocessingGroup" xmlns:wpi="http://schemas.microsoft.com/office/word/2010/wordprocessingInk" xmlns:wne="http://schemas.microsoft.com/office/word/2006/wordml" xmlns:wps="http://schemas.microsoft.com/office/word/2010/wordprocessingShape" mc:Ignorable="w14 w15 w16se w16cid w16 w16cex w16sdtdh w16sdtfl w16du wp14">
   <w:abstractNum w:abstractNumId="0" w15:restartNumberingAfterBreak="0">
+    <w:nsid w:val="05D91419"/>
+    <w:multiLevelType w:val="hybridMultilevel"/>
+    <w:tmpl w:val="BC80151E"/>
+    <w:lvl w:ilvl="0" w:tplc="0422000F">
+      <w:start w:val="1"/>
+      <w:numFmt w:val="decimal"/>
+      <w:lvlText w:val="%1."/>
+      <w:lvlJc w:val="left"/>
+      <w:pPr>
+        <w:ind w:left="720" w:hanging="360"/>
+      </w:pPr>
+      <w:rPr>
+        <w:rFonts w:hint="default"/>
+      </w:rPr>
+    </w:lvl>
+    <w:lvl w:ilvl="1" w:tplc="FFFFFFFF" w:tentative="1">
+      <w:start w:val="1"/>
+      <w:numFmt w:val="lowerLetter"/>
+      <w:lvlText w:val="%2."/>
+      <w:lvlJc w:val="left"/>
+      <w:pPr>
+        <w:ind w:left="1440" w:hanging="360"/>
+      </w:pPr>
+    </w:lvl>
+    <w:lvl w:ilvl="2" w:tplc="FFFFFFFF" w:tentative="1">
+      <w:start w:val="1"/>
+      <w:numFmt w:val="lowerRoman"/>
+      <w:lvlText w:val="%3."/>
+      <w:lvlJc w:val="right"/>
+      <w:pPr>
+        <w:ind w:left="2160" w:hanging="180"/>
+      </w:pPr>
+    </w:lvl>
+    <w:lvl w:ilvl="3" w:tplc="FFFFFFFF" w:tentative="1">
+      <w:start w:val="1"/>
+      <w:numFmt w:val="decimal"/>
+      <w:lvlText w:val="%4."/>
+      <w:lvlJc w:val="left"/>
+      <w:pPr>
+        <w:ind w:left="2880" w:hanging="360"/>
+      </w:pPr>
+    </w:lvl>
+    <w:lvl w:ilvl="4" w:tplc="FFFFFFFF" w:tentative="1">
+      <w:start w:val="1"/>
+      <w:numFmt w:val="lowerLetter"/>
+      <w:lvlText w:val="%5."/>
+      <w:lvlJc w:val="left"/>
+      <w:pPr>
+        <w:ind w:left="3600" w:hanging="360"/>
+      </w:pPr>
+    </w:lvl>
+    <w:lvl w:ilvl="5" w:tplc="FFFFFFFF" w:tentative="1">
+      <w:start w:val="1"/>
+      <w:numFmt w:val="lowerRoman"/>
+      <w:lvlText w:val="%6."/>
+      <w:lvlJc w:val="right"/>
+      <w:pPr>
+        <w:ind w:left="4320" w:hanging="180"/>
+      </w:pPr>
+    </w:lvl>
+    <w:lvl w:ilvl="6" w:tplc="FFFFFFFF" w:tentative="1">
+      <w:start w:val="1"/>
+      <w:numFmt w:val="decimal"/>
+      <w:lvlText w:val="%7."/>
+      <w:lvlJc w:val="left"/>
+      <w:pPr>
+        <w:ind w:left="5040" w:hanging="360"/>
+      </w:pPr>
+    </w:lvl>
+    <w:lvl w:ilvl="7" w:tplc="FFFFFFFF" w:tentative="1">
+      <w:start w:val="1"/>
+      <w:numFmt w:val="lowerLetter"/>
+      <w:lvlText w:val="%8."/>
+      <w:lvlJc w:val="left"/>
+      <w:pPr>
+        <w:ind w:left="5760" w:hanging="360"/>
+      </w:pPr>
+    </w:lvl>
+    <w:lvl w:ilvl="8" w:tplc="FFFFFFFF" w:tentative="1">
+      <w:start w:val="1"/>
+      <w:numFmt w:val="lowerRoman"/>
+      <w:lvlText w:val="%9."/>
+      <w:lvlJc w:val="right"/>
+      <w:pPr>
+        <w:ind w:left="6480" w:hanging="180"/>
+      </w:pPr>
+    </w:lvl>
+  </w:abstractNum>
+  <w:abstractNum w:abstractNumId="1" w15:restartNumberingAfterBreak="0">
     <w:nsid w:val="128E1702"/>
     <w:multiLevelType w:val="hybridMultilevel"/>
     <w:tmpl w:val="CB24B44E"/>
@@ -674,7 +848,120 @@
       </w:rPr>
     </w:lvl>
   </w:abstractNum>
-  <w:abstractNum w:abstractNumId="1" w15:restartNumberingAfterBreak="0">
+  <w:abstractNum w:abstractNumId="2" w15:restartNumberingAfterBreak="0">
+    <w:nsid w:val="20400096"/>
+    <w:multiLevelType w:val="hybridMultilevel"/>
+    <w:tmpl w:val="6F101670"/>
+    <w:lvl w:ilvl="0" w:tplc="04220001">
+      <w:start w:val="1"/>
+      <w:numFmt w:val="bullet"/>
+      <w:lvlText w:val=""/>
+      <w:lvlJc w:val="left"/>
+      <w:pPr>
+        <w:ind w:left="360" w:hanging="360"/>
+      </w:pPr>
+      <w:rPr>
+        <w:rFonts w:ascii="Symbol" w:hAnsi="Symbol" w:hint="default"/>
+      </w:rPr>
+    </w:lvl>
+    <w:lvl w:ilvl="1" w:tplc="04220003" w:tentative="1">
+      <w:start w:val="1"/>
+      <w:numFmt w:val="bullet"/>
+      <w:lvlText w:val="o"/>
+      <w:lvlJc w:val="left"/>
+      <w:pPr>
+        <w:ind w:left="1080" w:hanging="360"/>
+      </w:pPr>
+      <w:rPr>
+        <w:rFonts w:ascii="Courier New" w:hAnsi="Courier New" w:cs="Courier New" w:hint="default"/>
+      </w:rPr>
+    </w:lvl>
+    <w:lvl w:ilvl="2" w:tplc="04220005" w:tentative="1">
+      <w:start w:val="1"/>
+      <w:numFmt w:val="bullet"/>
+      <w:lvlText w:val=""/>
+      <w:lvlJc w:val="left"/>
+      <w:pPr>
+        <w:ind w:left="1800" w:hanging="360"/>
+      </w:pPr>
+      <w:rPr>
+        <w:rFonts w:ascii="Wingdings" w:hAnsi="Wingdings" w:hint="default"/>
+      </w:rPr>
+    </w:lvl>
+    <w:lvl w:ilvl="3" w:tplc="04220001" w:tentative="1">
+      <w:start w:val="1"/>
+      <w:numFmt w:val="bullet"/>
+      <w:lvlText w:val=""/>
+      <w:lvlJc w:val="left"/>
+      <w:pPr>
+        <w:ind w:left="2520" w:hanging="360"/>
+      </w:pPr>
+      <w:rPr>
+        <w:rFonts w:ascii="Symbol" w:hAnsi="Symbol" w:hint="default"/>
+      </w:rPr>
+    </w:lvl>
+    <w:lvl w:ilvl="4" w:tplc="04220003" w:tentative="1">
+      <w:start w:val="1"/>
+      <w:numFmt w:val="bullet"/>
+      <w:lvlText w:val="o"/>
+      <w:lvlJc w:val="left"/>
+      <w:pPr>
+        <w:ind w:left="3240" w:hanging="360"/>
+      </w:pPr>
+      <w:rPr>
+        <w:rFonts w:ascii="Courier New" w:hAnsi="Courier New" w:cs="Courier New" w:hint="default"/>
+      </w:rPr>
+    </w:lvl>
+    <w:lvl w:ilvl="5" w:tplc="04220005" w:tentative="1">
+      <w:start w:val="1"/>
+      <w:numFmt w:val="bullet"/>
+      <w:lvlText w:val=""/>
+      <w:lvlJc w:val="left"/>
+      <w:pPr>
+        <w:ind w:left="3960" w:hanging="360"/>
+      </w:pPr>
+      <w:rPr>
+        <w:rFonts w:ascii="Wingdings" w:hAnsi="Wingdings" w:hint="default"/>
+      </w:rPr>
+    </w:lvl>
+    <w:lvl w:ilvl="6" w:tplc="04220001" w:tentative="1">
+      <w:start w:val="1"/>
+      <w:numFmt w:val="bullet"/>
+      <w:lvlText w:val=""/>
+      <w:lvlJc w:val="left"/>
+      <w:pPr>
+        <w:ind w:left="4680" w:hanging="360"/>
+      </w:pPr>
+      <w:rPr>
+        <w:rFonts w:ascii="Symbol" w:hAnsi="Symbol" w:hint="default"/>
+      </w:rPr>
+    </w:lvl>
+    <w:lvl w:ilvl="7" w:tplc="04220003" w:tentative="1">
+      <w:start w:val="1"/>
+      <w:numFmt w:val="bullet"/>
+      <w:lvlText w:val="o"/>
+      <w:lvlJc w:val="left"/>
+      <w:pPr>
+        <w:ind w:left="5400" w:hanging="360"/>
+      </w:pPr>
+      <w:rPr>
+        <w:rFonts w:ascii="Courier New" w:hAnsi="Courier New" w:cs="Courier New" w:hint="default"/>
+      </w:rPr>
+    </w:lvl>
+    <w:lvl w:ilvl="8" w:tplc="04220005" w:tentative="1">
+      <w:start w:val="1"/>
+      <w:numFmt w:val="bullet"/>
+      <w:lvlText w:val=""/>
+      <w:lvlJc w:val="left"/>
+      <w:pPr>
+        <w:ind w:left="6120" w:hanging="360"/>
+      </w:pPr>
+      <w:rPr>
+        <w:rFonts w:ascii="Wingdings" w:hAnsi="Wingdings" w:hint="default"/>
+      </w:rPr>
+    </w:lvl>
+  </w:abstractNum>
+  <w:abstractNum w:abstractNumId="3" w15:restartNumberingAfterBreak="0">
     <w:nsid w:val="24D66AE8"/>
     <w:multiLevelType w:val="hybridMultilevel"/>
     <w:tmpl w:val="E59AEB86"/>
@@ -787,7 +1074,7 @@
       </w:rPr>
     </w:lvl>
   </w:abstractNum>
-  <w:abstractNum w:abstractNumId="2" w15:restartNumberingAfterBreak="0">
+  <w:abstractNum w:abstractNumId="4" w15:restartNumberingAfterBreak="0">
     <w:nsid w:val="2B871B02"/>
     <w:multiLevelType w:val="hybridMultilevel"/>
     <w:tmpl w:val="26E690DA"/>
@@ -899,7 +1186,93 @@
       </w:rPr>
     </w:lvl>
   </w:abstractNum>
-  <w:abstractNum w:abstractNumId="3" w15:restartNumberingAfterBreak="0">
+  <w:abstractNum w:abstractNumId="5" w15:restartNumberingAfterBreak="0">
+    <w:nsid w:val="2DC939F6"/>
+    <w:multiLevelType w:val="hybridMultilevel"/>
+    <w:tmpl w:val="9A04F5E2"/>
+    <w:lvl w:ilvl="0" w:tplc="0422000F">
+      <w:start w:val="1"/>
+      <w:numFmt w:val="decimal"/>
+      <w:lvlText w:val="%1."/>
+      <w:lvlJc w:val="left"/>
+      <w:pPr>
+        <w:ind w:left="720" w:hanging="360"/>
+      </w:pPr>
+    </w:lvl>
+    <w:lvl w:ilvl="1" w:tplc="04220019" w:tentative="1">
+      <w:start w:val="1"/>
+      <w:numFmt w:val="lowerLetter"/>
+      <w:lvlText w:val="%2."/>
+      <w:lvlJc w:val="left"/>
+      <w:pPr>
+        <w:ind w:left="1440" w:hanging="360"/>
+      </w:pPr>
+    </w:lvl>
+    <w:lvl w:ilvl="2" w:tplc="0422001B" w:tentative="1">
+      <w:start w:val="1"/>
+      <w:numFmt w:val="lowerRoman"/>
+      <w:lvlText w:val="%3."/>
+      <w:lvlJc w:val="right"/>
+      <w:pPr>
+        <w:ind w:left="2160" w:hanging="180"/>
+      </w:pPr>
+    </w:lvl>
+    <w:lvl w:ilvl="3" w:tplc="0422000F" w:tentative="1">
+      <w:start w:val="1"/>
+      <w:numFmt w:val="decimal"/>
+      <w:lvlText w:val="%4."/>
+      <w:lvlJc w:val="left"/>
+      <w:pPr>
+        <w:ind w:left="2880" w:hanging="360"/>
+      </w:pPr>
+    </w:lvl>
+    <w:lvl w:ilvl="4" w:tplc="04220019" w:tentative="1">
+      <w:start w:val="1"/>
+      <w:numFmt w:val="lowerLetter"/>
+      <w:lvlText w:val="%5."/>
+      <w:lvlJc w:val="left"/>
+      <w:pPr>
+        <w:ind w:left="3600" w:hanging="360"/>
+      </w:pPr>
+    </w:lvl>
+    <w:lvl w:ilvl="5" w:tplc="0422001B" w:tentative="1">
+      <w:start w:val="1"/>
+      <w:numFmt w:val="lowerRoman"/>
+      <w:lvlText w:val="%6."/>
+      <w:lvlJc w:val="right"/>
+      <w:pPr>
+        <w:ind w:left="4320" w:hanging="180"/>
+      </w:pPr>
+    </w:lvl>
+    <w:lvl w:ilvl="6" w:tplc="0422000F" w:tentative="1">
+      <w:start w:val="1"/>
+      <w:numFmt w:val="decimal"/>
+      <w:lvlText w:val="%7."/>
+      <w:lvlJc w:val="left"/>
+      <w:pPr>
+        <w:ind w:left="5040" w:hanging="360"/>
+      </w:pPr>
+    </w:lvl>
+    <w:lvl w:ilvl="7" w:tplc="04220019" w:tentative="1">
+      <w:start w:val="1"/>
+      <w:numFmt w:val="lowerLetter"/>
+      <w:lvlText w:val="%8."/>
+      <w:lvlJc w:val="left"/>
+      <w:pPr>
+        <w:ind w:left="5760" w:hanging="360"/>
+      </w:pPr>
+    </w:lvl>
+    <w:lvl w:ilvl="8" w:tplc="0422001B" w:tentative="1">
+      <w:start w:val="1"/>
+      <w:numFmt w:val="lowerRoman"/>
+      <w:lvlText w:val="%9."/>
+      <w:lvlJc w:val="right"/>
+      <w:pPr>
+        <w:ind w:left="6480" w:hanging="180"/>
+      </w:pPr>
+    </w:lvl>
+  </w:abstractNum>
+  <w:abstractNum w:abstractNumId="6" w15:restartNumberingAfterBreak="0">
     <w:nsid w:val="34C76A47"/>
     <w:multiLevelType w:val="hybridMultilevel"/>
     <w:tmpl w:val="0D3AA598"/>
@@ -1012,7 +1385,7 @@
       </w:rPr>
     </w:lvl>
   </w:abstractNum>
-  <w:abstractNum w:abstractNumId="4" w15:restartNumberingAfterBreak="0">
+  <w:abstractNum w:abstractNumId="7" w15:restartNumberingAfterBreak="0">
     <w:nsid w:val="359137F9"/>
     <w:multiLevelType w:val="hybridMultilevel"/>
     <w:tmpl w:val="D8105B0A"/>
@@ -1125,7 +1498,96 @@
       </w:rPr>
     </w:lvl>
   </w:abstractNum>
-  <w:abstractNum w:abstractNumId="5" w15:restartNumberingAfterBreak="0">
+  <w:abstractNum w:abstractNumId="8" w15:restartNumberingAfterBreak="0">
+    <w:nsid w:val="457E3925"/>
+    <w:multiLevelType w:val="hybridMultilevel"/>
+    <w:tmpl w:val="340E7CF4"/>
+    <w:lvl w:ilvl="0" w:tplc="04220001">
+      <w:start w:val="1"/>
+      <w:numFmt w:val="bullet"/>
+      <w:lvlText w:val=""/>
+      <w:lvlJc w:val="left"/>
+      <w:pPr>
+        <w:ind w:left="360" w:hanging="360"/>
+      </w:pPr>
+      <w:rPr>
+        <w:rFonts w:ascii="Symbol" w:hAnsi="Symbol" w:hint="default"/>
+      </w:rPr>
+    </w:lvl>
+    <w:lvl w:ilvl="1" w:tplc="FFFFFFFF" w:tentative="1">
+      <w:start w:val="1"/>
+      <w:numFmt w:val="lowerLetter"/>
+      <w:lvlText w:val="%2."/>
+      <w:lvlJc w:val="left"/>
+      <w:pPr>
+        <w:ind w:left="1080" w:hanging="360"/>
+      </w:pPr>
+    </w:lvl>
+    <w:lvl w:ilvl="2" w:tplc="FFFFFFFF" w:tentative="1">
+      <w:start w:val="1"/>
+      <w:numFmt w:val="lowerRoman"/>
+      <w:lvlText w:val="%3."/>
+      <w:lvlJc w:val="right"/>
+      <w:pPr>
+        <w:ind w:left="1800" w:hanging="180"/>
+      </w:pPr>
+    </w:lvl>
+    <w:lvl w:ilvl="3" w:tplc="FFFFFFFF" w:tentative="1">
+      <w:start w:val="1"/>
+      <w:numFmt w:val="decimal"/>
+      <w:lvlText w:val="%4."/>
+      <w:lvlJc w:val="left"/>
+      <w:pPr>
+        <w:ind w:left="2520" w:hanging="360"/>
+      </w:pPr>
+    </w:lvl>
+    <w:lvl w:ilvl="4" w:tplc="FFFFFFFF" w:tentative="1">
+      <w:start w:val="1"/>
+      <w:numFmt w:val="lowerLetter"/>
+      <w:lvlText w:val="%5."/>
+      <w:lvlJc w:val="left"/>
+      <w:pPr>
+        <w:ind w:left="3240" w:hanging="360"/>
+      </w:pPr>
+    </w:lvl>
+    <w:lvl w:ilvl="5" w:tplc="FFFFFFFF" w:tentative="1">
+      <w:start w:val="1"/>
+      <w:numFmt w:val="lowerRoman"/>
+      <w:lvlText w:val="%6."/>
+      <w:lvlJc w:val="right"/>
+      <w:pPr>
+        <w:ind w:left="3960" w:hanging="180"/>
+      </w:pPr>
+    </w:lvl>
+    <w:lvl w:ilvl="6" w:tplc="FFFFFFFF" w:tentative="1">
+      <w:start w:val="1"/>
+      <w:numFmt w:val="decimal"/>
+      <w:lvlText w:val="%7."/>
+      <w:lvlJc w:val="left"/>
+      <w:pPr>
+        <w:ind w:left="4680" w:hanging="360"/>
+      </w:pPr>
+    </w:lvl>
+    <w:lvl w:ilvl="7" w:tplc="FFFFFFFF" w:tentative="1">
+      <w:start w:val="1"/>
+      <w:numFmt w:val="lowerLetter"/>
+      <w:lvlText w:val="%8."/>
+      <w:lvlJc w:val="left"/>
+      <w:pPr>
+        <w:ind w:left="5400" w:hanging="360"/>
+      </w:pPr>
+    </w:lvl>
+    <w:lvl w:ilvl="8" w:tplc="FFFFFFFF" w:tentative="1">
+      <w:start w:val="1"/>
+      <w:numFmt w:val="lowerRoman"/>
+      <w:lvlText w:val="%9."/>
+      <w:lvlJc w:val="right"/>
+      <w:pPr>
+        <w:ind w:left="6120" w:hanging="180"/>
+      </w:pPr>
+    </w:lvl>
+  </w:abstractNum>
+  <w:abstractNum w:abstractNumId="9" w15:restartNumberingAfterBreak="0">
     <w:nsid w:val="56A841AB"/>
     <w:multiLevelType w:val="hybridMultilevel"/>
     <w:tmpl w:val="A35CA004"/>
@@ -1237,7 +1699,7 @@
       </w:rPr>
     </w:lvl>
   </w:abstractNum>
-  <w:abstractNum w:abstractNumId="6" w15:restartNumberingAfterBreak="0">
+  <w:abstractNum w:abstractNumId="10" w15:restartNumberingAfterBreak="0">
     <w:nsid w:val="5C2E10A7"/>
     <w:multiLevelType w:val="hybridMultilevel"/>
     <w:tmpl w:val="0FE065B2"/>
@@ -1350,7 +1812,7 @@
       </w:rPr>
     </w:lvl>
   </w:abstractNum>
-  <w:abstractNum w:abstractNumId="7" w15:restartNumberingAfterBreak="0">
+  <w:abstractNum w:abstractNumId="11" w15:restartNumberingAfterBreak="0">
     <w:nsid w:val="5EF65B91"/>
     <w:multiLevelType w:val="hybridMultilevel"/>
     <w:tmpl w:val="71B4A532"/>
@@ -1463,7 +1925,7 @@
       </w:rPr>
     </w:lvl>
   </w:abstractNum>
-  <w:abstractNum w:abstractNumId="8" w15:restartNumberingAfterBreak="0">
+  <w:abstractNum w:abstractNumId="12" w15:restartNumberingAfterBreak="0">
     <w:nsid w:val="60B25073"/>
     <w:multiLevelType w:val="hybridMultilevel"/>
     <w:tmpl w:val="45CC37A6"/>
@@ -1576,32 +2038,276 @@
       </w:rPr>
     </w:lvl>
   </w:abstractNum>
+  <w:abstractNum w:abstractNumId="13" w15:restartNumberingAfterBreak="0">
+    <w:nsid w:val="62471071"/>
+    <w:multiLevelType w:val="hybridMultilevel"/>
+    <w:tmpl w:val="C86C8F1C"/>
+    <w:lvl w:ilvl="0" w:tplc="04220001">
+      <w:start w:val="1"/>
+      <w:numFmt w:val="bullet"/>
+      <w:lvlText w:val=""/>
+      <w:lvlJc w:val="left"/>
+      <w:pPr>
+        <w:ind w:left="360" w:hanging="360"/>
+      </w:pPr>
+      <w:rPr>
+        <w:rFonts w:ascii="Symbol" w:hAnsi="Symbol" w:hint="default"/>
+      </w:rPr>
+    </w:lvl>
+    <w:lvl w:ilvl="1" w:tplc="04220003" w:tentative="1">
+      <w:start w:val="1"/>
+      <w:numFmt w:val="bullet"/>
+      <w:lvlText w:val="o"/>
+      <w:lvlJc w:val="left"/>
+      <w:pPr>
+        <w:ind w:left="1080" w:hanging="360"/>
+      </w:pPr>
+      <w:rPr>
+        <w:rFonts w:ascii="Courier New" w:hAnsi="Courier New" w:cs="Courier New" w:hint="default"/>
+      </w:rPr>
+    </w:lvl>
+    <w:lvl w:ilvl="2" w:tplc="04220005" w:tentative="1">
+      <w:start w:val="1"/>
+      <w:numFmt w:val="bullet"/>
+      <w:lvlText w:val=""/>
+      <w:lvlJc w:val="left"/>
+      <w:pPr>
+        <w:ind w:left="1800" w:hanging="360"/>
+      </w:pPr>
+      <w:rPr>
+        <w:rFonts w:ascii="Wingdings" w:hAnsi="Wingdings" w:hint="default"/>
+      </w:rPr>
+    </w:lvl>
+    <w:lvl w:ilvl="3" w:tplc="04220001" w:tentative="1">
+      <w:start w:val="1"/>
+      <w:numFmt w:val="bullet"/>
+      <w:lvlText w:val=""/>
+      <w:lvlJc w:val="left"/>
+      <w:pPr>
+        <w:ind w:left="2520" w:hanging="360"/>
+      </w:pPr>
+      <w:rPr>
+        <w:rFonts w:ascii="Symbol" w:hAnsi="Symbol" w:hint="default"/>
+      </w:rPr>
+    </w:lvl>
+    <w:lvl w:ilvl="4" w:tplc="04220003" w:tentative="1">
+      <w:start w:val="1"/>
+      <w:numFmt w:val="bullet"/>
+      <w:lvlText w:val="o"/>
+      <w:lvlJc w:val="left"/>
+      <w:pPr>
+        <w:ind w:left="3240" w:hanging="360"/>
+      </w:pPr>
+      <w:rPr>
+        <w:rFonts w:ascii="Courier New" w:hAnsi="Courier New" w:cs="Courier New" w:hint="default"/>
+      </w:rPr>
+    </w:lvl>
+    <w:lvl w:ilvl="5" w:tplc="04220005" w:tentative="1">
+      <w:start w:val="1"/>
+      <w:numFmt w:val="bullet"/>
+      <w:lvlText w:val=""/>
+      <w:lvlJc w:val="left"/>
+      <w:pPr>
+        <w:ind w:left="3960" w:hanging="360"/>
+      </w:pPr>
+      <w:rPr>
+        <w:rFonts w:ascii="Wingdings" w:hAnsi="Wingdings" w:hint="default"/>
+      </w:rPr>
+    </w:lvl>
+    <w:lvl w:ilvl="6" w:tplc="04220001" w:tentative="1">
+      <w:start w:val="1"/>
+      <w:numFmt w:val="bullet"/>
+      <w:lvlText w:val=""/>
+      <w:lvlJc w:val="left"/>
+      <w:pPr>
+        <w:ind w:left="4680" w:hanging="360"/>
+      </w:pPr>
+      <w:rPr>
+        <w:rFonts w:ascii="Symbol" w:hAnsi="Symbol" w:hint="default"/>
+      </w:rPr>
+    </w:lvl>
+    <w:lvl w:ilvl="7" w:tplc="04220003" w:tentative="1">
+      <w:start w:val="1"/>
+      <w:numFmt w:val="bullet"/>
+      <w:lvlText w:val="o"/>
+      <w:lvlJc w:val="left"/>
+      <w:pPr>
+        <w:ind w:left="5400" w:hanging="360"/>
+      </w:pPr>
+      <w:rPr>
+        <w:rFonts w:ascii="Courier New" w:hAnsi="Courier New" w:cs="Courier New" w:hint="default"/>
+      </w:rPr>
+    </w:lvl>
+    <w:lvl w:ilvl="8" w:tplc="04220005" w:tentative="1">
+      <w:start w:val="1"/>
+      <w:numFmt w:val="bullet"/>
+      <w:lvlText w:val=""/>
+      <w:lvlJc w:val="left"/>
+      <w:pPr>
+        <w:ind w:left="6120" w:hanging="360"/>
+      </w:pPr>
+      <w:rPr>
+        <w:rFonts w:ascii="Wingdings" w:hAnsi="Wingdings" w:hint="default"/>
+      </w:rPr>
+    </w:lvl>
+  </w:abstractNum>
+  <w:abstractNum w:abstractNumId="14" w15:restartNumberingAfterBreak="0">
+    <w:nsid w:val="7B4673C4"/>
+    <w:multiLevelType w:val="hybridMultilevel"/>
+    <w:tmpl w:val="CCD80394"/>
+    <w:lvl w:ilvl="0" w:tplc="04220001">
+      <w:start w:val="1"/>
+      <w:numFmt w:val="bullet"/>
+      <w:lvlText w:val=""/>
+      <w:lvlJc w:val="left"/>
+      <w:pPr>
+        <w:ind w:left="360" w:hanging="360"/>
+      </w:pPr>
+      <w:rPr>
+        <w:rFonts w:ascii="Symbol" w:hAnsi="Symbol" w:hint="default"/>
+      </w:rPr>
+    </w:lvl>
+    <w:lvl w:ilvl="1" w:tplc="04220003" w:tentative="1">
+      <w:start w:val="1"/>
+      <w:numFmt w:val="bullet"/>
+      <w:lvlText w:val="o"/>
+      <w:lvlJc w:val="left"/>
+      <w:pPr>
+        <w:ind w:left="1080" w:hanging="360"/>
+      </w:pPr>
+      <w:rPr>
+        <w:rFonts w:ascii="Courier New" w:hAnsi="Courier New" w:cs="Courier New" w:hint="default"/>
+      </w:rPr>
+    </w:lvl>
+    <w:lvl w:ilvl="2" w:tplc="04220005" w:tentative="1">
+      <w:start w:val="1"/>
+      <w:numFmt w:val="bullet"/>
+      <w:lvlText w:val=""/>
+      <w:lvlJc w:val="left"/>
+      <w:pPr>
+        <w:ind w:left="1800" w:hanging="360"/>
+      </w:pPr>
+      <w:rPr>
+        <w:rFonts w:ascii="Wingdings" w:hAnsi="Wingdings" w:hint="default"/>
+      </w:rPr>
+    </w:lvl>
+    <w:lvl w:ilvl="3" w:tplc="04220001" w:tentative="1">
+      <w:start w:val="1"/>
+      <w:numFmt w:val="bullet"/>
+      <w:lvlText w:val=""/>
+      <w:lvlJc w:val="left"/>
+      <w:pPr>
+        <w:ind w:left="2520" w:hanging="360"/>
+      </w:pPr>
+      <w:rPr>
+        <w:rFonts w:ascii="Symbol" w:hAnsi="Symbol" w:hint="default"/>
+      </w:rPr>
+    </w:lvl>
+    <w:lvl w:ilvl="4" w:tplc="04220003" w:tentative="1">
+      <w:start w:val="1"/>
+      <w:numFmt w:val="bullet"/>
+      <w:lvlText w:val="o"/>
+      <w:lvlJc w:val="left"/>
+      <w:pPr>
+        <w:ind w:left="3240" w:hanging="360"/>
+      </w:pPr>
+      <w:rPr>
+        <w:rFonts w:ascii="Courier New" w:hAnsi="Courier New" w:cs="Courier New" w:hint="default"/>
+      </w:rPr>
+    </w:lvl>
+    <w:lvl w:ilvl="5" w:tplc="04220005" w:tentative="1">
+      <w:start w:val="1"/>
+      <w:numFmt w:val="bullet"/>
+      <w:lvlText w:val=""/>
+      <w:lvlJc w:val="left"/>
+      <w:pPr>
+        <w:ind w:left="3960" w:hanging="360"/>
+      </w:pPr>
+      <w:rPr>
+        <w:rFonts w:ascii="Wingdings" w:hAnsi="Wingdings" w:hint="default"/>
+      </w:rPr>
+    </w:lvl>
+    <w:lvl w:ilvl="6" w:tplc="04220001" w:tentative="1">
+      <w:start w:val="1"/>
+      <w:numFmt w:val="bullet"/>
+      <w:lvlText w:val=""/>
+      <w:lvlJc w:val="left"/>
+      <w:pPr>
+        <w:ind w:left="4680" w:hanging="360"/>
+      </w:pPr>
+      <w:rPr>
+        <w:rFonts w:ascii="Symbol" w:hAnsi="Symbol" w:hint="default"/>
+      </w:rPr>
+    </w:lvl>
+    <w:lvl w:ilvl="7" w:tplc="04220003" w:tentative="1">
+      <w:start w:val="1"/>
+      <w:numFmt w:val="bullet"/>
+      <w:lvlText w:val="o"/>
+      <w:lvlJc w:val="left"/>
+      <w:pPr>
+        <w:ind w:left="5400" w:hanging="360"/>
+      </w:pPr>
+      <w:rPr>
+        <w:rFonts w:ascii="Courier New" w:hAnsi="Courier New" w:cs="Courier New" w:hint="default"/>
+      </w:rPr>
+    </w:lvl>
+    <w:lvl w:ilvl="8" w:tplc="04220005" w:tentative="1">
+      <w:start w:val="1"/>
+      <w:numFmt w:val="bullet"/>
+      <w:lvlText w:val=""/>
+      <w:lvlJc w:val="left"/>
+      <w:pPr>
+        <w:ind w:left="6120" w:hanging="360"/>
+      </w:pPr>
+      <w:rPr>
+        <w:rFonts w:ascii="Wingdings" w:hAnsi="Wingdings" w:hint="default"/>
+      </w:rPr>
+    </w:lvl>
+  </w:abstractNum>
   <w:num w:numId="1" w16cid:durableId="1411153683">
-    <w:abstractNumId w:val="8"/>
+    <w:abstractNumId w:val="12"/>
   </w:num>
   <w:num w:numId="2" w16cid:durableId="246113364">
+    <w:abstractNumId w:val="9"/>
+  </w:num>
+  <w:num w:numId="3" w16cid:durableId="204950569">
+    <w:abstractNumId w:val="3"/>
+  </w:num>
+  <w:num w:numId="4" w16cid:durableId="795762236">
+    <w:abstractNumId w:val="10"/>
+  </w:num>
+  <w:num w:numId="5" w16cid:durableId="245116590">
+    <w:abstractNumId w:val="1"/>
+  </w:num>
+  <w:num w:numId="6" w16cid:durableId="545140179">
+    <w:abstractNumId w:val="11"/>
+  </w:num>
+  <w:num w:numId="7" w16cid:durableId="1891765776">
+    <w:abstractNumId w:val="6"/>
+  </w:num>
+  <w:num w:numId="8" w16cid:durableId="28267409">
+    <w:abstractNumId w:val="4"/>
+  </w:num>
+  <w:num w:numId="9" w16cid:durableId="29692748">
+    <w:abstractNumId w:val="7"/>
+  </w:num>
+  <w:num w:numId="10" w16cid:durableId="1871262932">
+    <w:abstractNumId w:val="13"/>
+  </w:num>
+  <w:num w:numId="11" w16cid:durableId="1339383323">
+    <w:abstractNumId w:val="14"/>
+  </w:num>
+  <w:num w:numId="12" w16cid:durableId="1519856950">
+    <w:abstractNumId w:val="2"/>
+  </w:num>
+  <w:num w:numId="13" w16cid:durableId="28067401">
     <w:abstractNumId w:val="5"/>
   </w:num>
-  <w:num w:numId="3" w16cid:durableId="204950569">
-    <w:abstractNumId w:val="1"/>
-  </w:num>
-  <w:num w:numId="4" w16cid:durableId="795762236">
-    <w:abstractNumId w:val="6"/>
-  </w:num>
-  <w:num w:numId="5" w16cid:durableId="245116590">
+  <w:num w:numId="14" w16cid:durableId="656882274">
     <w:abstractNumId w:val="0"/>
   </w:num>
-  <w:num w:numId="6" w16cid:durableId="545140179">
-    <w:abstractNumId w:val="7"/>
-  </w:num>
-  <w:num w:numId="7" w16cid:durableId="1891765776">
-    <w:abstractNumId w:val="3"/>
-  </w:num>
-  <w:num w:numId="8" w16cid:durableId="28267409">
-    <w:abstractNumId w:val="2"/>
-  </w:num>
-  <w:num w:numId="9" w16cid:durableId="29692748">
-    <w:abstractNumId w:val="4"/>
+  <w:num w:numId="15" w16cid:durableId="73743037">
+    <w:abstractNumId w:val="8"/>
   </w:num>
 </w:numbering>
 </file>
